--- a/bfcl_ablation/reports/BFCL_Ablation_A6.docx
+++ b/bfcl_ablation/reports/BFCL_Ablation_A6.docx
@@ -365,6 +365,17 @@
     </w:p>
     <w:p>
       <w:r>
+        <w:rPr>
+          <w:b/>
+        </w:rPr>
+        <w:t>This is recorded, not enforced.</w:t>
+      </w:r>
+      <w:r>
+        <w:t xml:space="preserve"> Every arm now stamps the field — A0, A1 and A3 through the shared measurement schema, and A2, A4, A5 and A6 explicitly, since those emit bespoke schemas. No code reads the stamps back or compares them, so a comparison across two different contracts would still run and still look fine. Closing that is a next step, not a solved problem.</w:t>
+      </w:r>
+    </w:p>
+    <w:p>
+      <w:r>
         <w:t xml:space="preserve">Bump the version on any behavioural edit to </w:t>
       </w:r>
       <w:r>
@@ -2152,6 +2163,160 @@
         <w:pStyle w:val="Heading2"/>
       </w:pPr>
       <w:r>
+        <w:t>Backend falsifiability (A6)</w:t>
+      </w:r>
+    </w:p>
+    <w:p>
+      <w:r>
+        <w:rPr>
+          <w:b/>
+        </w:rPr>
+        <w:t>`blind_rate`</w:t>
+      </w:r>
+      <w:r>
+        <w:t xml:space="preserve"> — of the mutants of </w:t>
+      </w:r>
+      <w:r>
+        <w:rPr>
+          <w:rFonts w:ascii="Consolas" w:hAnsi="Consolas"/>
+          <w:color w:val="24292E"/>
+          <w:sz w:val="19"/>
+        </w:rPr>
+        <w:t>backend.py</w:t>
+      </w:r>
+      <w:r>
+        <w:t xml:space="preserve"> whose effect is </w:t>
+      </w:r>
+      <w:r>
+        <w:rPr>
+          <w:i/>
+        </w:rPr>
+        <w:t>observable</w:t>
+      </w:r>
+      <w:r>
+        <w:t xml:space="preserve"> on an input the pack supplies, the share that every check the pack ships accepted. This is the arm's headline.</w:t>
+      </w:r>
+    </w:p>
+    <w:p>
+      <w:r>
+        <w:rPr>
+          <w:b/>
+        </w:rPr>
+        <w:t>Observable</w:t>
+      </w:r>
+      <w:r>
+        <w:t xml:space="preserve"> is decided by a differential replay against the unmutated backend: if a mutant changes any per-call result or the final state on A0's replayed traces, it is observable. That comparison is a </w:t>
+      </w:r>
+      <w:r>
+        <w:rPr>
+          <w:b/>
+        </w:rPr>
+        <w:t>reference this arm adds, not a check the pack ships</w:t>
+      </w:r>
+      <w:r>
+        <w:t xml:space="preserve"> — nothing in the pack states what a tool should return — so a mutant caught only by it counts toward </w:t>
+      </w:r>
+      <w:r>
+        <w:rPr>
+          <w:rFonts w:ascii="Consolas" w:hAnsi="Consolas"/>
+          <w:color w:val="24292E"/>
+          <w:sz w:val="19"/>
+        </w:rPr>
+        <w:t>blind_rate</w:t>
+      </w:r>
+      <w:r>
+        <w:t>.</w:t>
+      </w:r>
+    </w:p>
+    <w:p>
+      <w:r>
+        <w:rPr>
+          <w:b/>
+        </w:rPr>
+        <w:t>Do not report the raw survival count as the headline.</w:t>
+      </w:r>
+      <w:r>
+        <w:t xml:space="preserve"> A mutant that survives every layer is usually one no task and no validation case executes, which measures </w:t>
+      </w:r>
+      <w:r>
+        <w:rPr>
+          <w:i/>
+        </w:rPr>
+        <w:t>coverage</w:t>
+      </w:r>
+      <w:r>
+        <w:t xml:space="preserve">, not </w:t>
+      </w:r>
+      <w:r>
+        <w:rPr>
+          <w:i/>
+        </w:rPr>
+        <w:t>checking</w:t>
+      </w:r>
+      <w:r>
+        <w:t xml:space="preserve">. Survivors must be triaged into </w:t>
+      </w:r>
+      <w:r>
+        <w:rPr>
+          <w:rFonts w:ascii="Consolas" w:hAnsi="Consolas"/>
+          <w:color w:val="24292E"/>
+          <w:sz w:val="19"/>
+        </w:rPr>
+        <w:t>equivalent</w:t>
+      </w:r>
+      <w:r>
+        <w:t xml:space="preserve"> (no input could observe the edit), </w:t>
+      </w:r>
+      <w:r>
+        <w:rPr>
+          <w:rFonts w:ascii="Consolas" w:hAnsi="Consolas"/>
+          <w:color w:val="24292E"/>
+          <w:sz w:val="19"/>
+        </w:rPr>
+        <w:t>unreachable</w:t>
+      </w:r>
+      <w:r>
+        <w:t xml:space="preserve"> (observable in principle, but not on any input the pack supplies) and </w:t>
+      </w:r>
+      <w:r>
+        <w:rPr>
+          <w:rFonts w:ascii="Consolas" w:hAnsi="Consolas"/>
+          <w:color w:val="24292E"/>
+          <w:sz w:val="19"/>
+        </w:rPr>
+        <w:t>real_gap</w:t>
+      </w:r>
+      <w:r>
+        <w:t xml:space="preserve"> (observable on a supplied input, and every shipped check passed) before any rate is quoted. The triage is recorded in </w:t>
+      </w:r>
+      <w:r>
+        <w:rPr>
+          <w:rFonts w:ascii="Consolas" w:hAnsi="Consolas"/>
+          <w:color w:val="24292E"/>
+          <w:sz w:val="19"/>
+        </w:rPr>
+        <w:t>results/A6/triage.json</w:t>
+      </w:r>
+      <w:r>
+        <w:t>.</w:t>
+      </w:r>
+    </w:p>
+    <w:p>
+      <w:r>
+        <w:rPr>
+          <w:b/>
+        </w:rPr>
+        <w:t>`first_killing_layer`</w:t>
+      </w:r>
+      <w:r>
+        <w:t xml:space="preserve"> — the cheapest layer that rejected the mutant, over the fixed ladder import → validation cases → traces → assertions → oracle validation → full pipeline. Reported as a histogram, and always alongside which layers ship with the pack and which do not.</w:t>
+      </w:r>
+    </w:p>
+    <w:p>
+      <w:pPr>
+        <w:pStyle w:val="Heading2"/>
+      </w:pPr>
+      <w:r>
         <w:t>Solve accuracy across wordings (A5)</w:t>
       </w:r>
     </w:p>
@@ -2544,7 +2709,7 @@
               <w:rPr>
                 <w:sz w:val="18"/>
               </w:rPr>
-              <w:t>Initial contract. Covers A0 baseline; A1–A4 compare against it. A5 solve-accuracy metrics added under the same version: they are new metrics, not changes to existing ones, so no arm's numbers move.</w:t>
+              <w:t>Initial contract. Covers A0 baseline; A1–A4 compare against it. A5 solve-accuracy and A6 backend-falsifiability metrics added under the same version: they are new metrics, not changes to existing ones, so no arm's numbers move.</w:t>
             </w:r>
           </w:p>
         </w:tc>
@@ -7290,7 +7455,7 @@
               <w:rPr>
                 <w:sz w:val="18"/>
               </w:rPr>
-              <w:t>10,346 B</w:t>
+              <w:t>12,158 B</w:t>
             </w:r>
           </w:p>
         </w:tc>
@@ -7311,7 +7476,7 @@
               <w:rPr>
                 <w:sz w:val="18"/>
               </w:rPr>
-              <w:t>sha256:23eee3544c44497c</w:t>
+              <w:t>sha256:5e9ae9b70bdd3c08</w:t>
             </w:r>
           </w:p>
         </w:tc>
